--- a/SSMS/Types of loads.docx
+++ b/SSMS/Types of loads.docx
@@ -45,7 +45,10 @@
     <w:p>
       <w:proofErr w:type="gramStart"/>
       <w:r>
-        <w:t>1)truncate</w:t>
+        <w:t>1)T</w:t>
+      </w:r>
+      <w:r>
+        <w:t>runcate</w:t>
       </w:r>
       <w:proofErr w:type="gramEnd"/>
       <w:r>
@@ -55,7 +58,10 @@
     <w:p>
       <w:proofErr w:type="gramStart"/>
       <w:r>
-        <w:t>2)full</w:t>
+        <w:t>2)F</w:t>
+      </w:r>
+      <w:r>
+        <w:t>ull</w:t>
       </w:r>
       <w:proofErr w:type="gramEnd"/>
       <w:r>
@@ -1549,7 +1555,7 @@
   <a:extraClrSchemeLst/>
   <a:extLst>
     <a:ext uri="{05A4C25C-085E-4340-85A3-A5531E510DB2}">
-      <thm15:themeFamily xmlns:thm15="http://schemas.microsoft.com/office/thememl/2012/main" xmlns="" name="Office Theme" id="{62F939B6-93AF-4DB8-9C6B-D6C7DFDC589F}" vid="{4A3C46E8-61CC-4603-A589-7422A47A8E4A}"/>
+      <thm15:themeFamily xmlns="" xmlns:thm15="http://schemas.microsoft.com/office/thememl/2012/main" name="Office Theme" id="{62F939B6-93AF-4DB8-9C6B-D6C7DFDC589F}" vid="{4A3C46E8-61CC-4603-A589-7422A47A8E4A}"/>
     </a:ext>
   </a:extLst>
 </a:theme>
